--- a/docs/OpenNutri_1005_EK1_Kaynaklar.docx
+++ b/docs/OpenNutri_1005_EK1_Kaynaklar.docx
@@ -1610,7 +1610,7 @@
       <w:footerReference w:type="default" r:id="rId3"/>
       <w:type w:val="nextPage"/>
       <w:pgSz w:w="11906" w:h="16838"/>
-      <w:pgMar w:left="907" w:right="907" w:gutter="0" w:header="0" w:top="907" w:footer="851" w:bottom="907"/>
+      <w:pgMar w:left="1077" w:right="1077" w:gutter="0" w:header="0" w:top="1440" w:footer="851" w:bottom="1440"/>
       <w:pgNumType w:start="1" w:fmt="decimal"/>
       <w:formProt w:val="false"/>
       <w:textDirection w:val="lrTb"/>

--- a/docs/OpenNutri_1005_EK1_Kaynaklar.docx
+++ b/docs/OpenNutri_1005_EK1_Kaynaklar.docx
@@ -1448,6 +1448,61 @@
           <w:rFonts w:ascii="Arial" w:hAnsi="Arial" w:eastAsia="Arial"/>
           <w:sz w:val="18"/>
         </w:rPr>
+        <w:t>Patent ön tarama kaynakları (16 Haziran 2026): US20190295440A1; US9286290B2; CN110532834A; WO2025107898A1. Espacenet (Avrupa Patent Ofisi/EPO), Google Patents ve TURKPATENT üzerinden erişilmiştir.</w:t>
+      </w:r>
+    </w:p>
+    <w:p>
+      <w:pPr>
+        <w:spacing w:after="60" w:before="0" w:line="240" w:lineRule="auto"/>
+        <w:ind w:left="198" w:hanging="113"/>
+      </w:pPr>
+      <w:r>
+        <w:rPr>
+          <w:rFonts w:ascii="Arial" w:hAnsi="Arial" w:eastAsia="Arial"/>
+          <w:sz w:val="18"/>
+        </w:rPr>
+        <w:t xml:space="preserve">• </w:t>
+      </w:r>
+      <w:r>
+        <w:rPr>
+          <w:rFonts w:ascii="Arial" w:hAnsi="Arial" w:eastAsia="Arial"/>
+          <w:sz w:val="18"/>
+        </w:rPr>
+        <w:t xml:space="preserve">T.C. Cumhurbaşkanlığı Strateji ve Bütçe Başkanlığı. (2023). </w:t>
+      </w:r>
+      <w:r>
+        <w:rPr>
+          <w:rFonts w:ascii="Arial" w:hAnsi="Arial" w:eastAsia="Arial"/>
+          <w:i/>
+          <w:sz w:val="18"/>
+        </w:rPr>
+        <w:t>On İkinci Kalkınma Planı (2024-2028)</w:t>
+      </w:r>
+      <w:r>
+        <w:rPr>
+          <w:rFonts w:ascii="Arial" w:hAnsi="Arial" w:eastAsia="Arial"/>
+          <w:sz w:val="18"/>
+        </w:rPr>
+        <w:t>. Ankara. https://www.sbb.gov.tr</w:t>
+      </w:r>
+    </w:p>
+    <w:p>
+      <w:pPr>
+        <w:spacing w:after="60" w:before="0" w:line="240" w:lineRule="auto"/>
+        <w:ind w:left="198" w:hanging="113"/>
+      </w:pPr>
+      <w:r>
+        <w:rPr>
+          <w:rFonts w:ascii="Arial" w:hAnsi="Arial" w:eastAsia="Arial"/>
+          <w:sz w:val="18"/>
+        </w:rPr>
+        <w:t xml:space="preserve">• </w:t>
+      </w:r>
+      <w:r>
+        <w:rPr>
+          <w:rFonts w:ascii="Arial" w:hAnsi="Arial" w:eastAsia="Arial"/>
+          <w:sz w:val="18"/>
+        </w:rPr>
         <w:t xml:space="preserve">TÜBİTAK MAM Gıda Enstitüsü (2014). </w:t>
       </w:r>
       <w:r>
@@ -1499,6 +1554,41 @@
           <w:sz w:val="18"/>
         </w:rPr>
         <w:t>. https://www.truba.gov.tr/</w:t>
+      </w:r>
+    </w:p>
+    <w:p>
+      <w:pPr>
+        <w:spacing w:after="60" w:before="0" w:line="240" w:lineRule="auto"/>
+        <w:ind w:left="198" w:hanging="113"/>
+      </w:pPr>
+      <w:r>
+        <w:rPr>
+          <w:rFonts w:ascii="Arial" w:hAnsi="Arial" w:eastAsia="Arial"/>
+          <w:sz w:val="18"/>
+        </w:rPr>
+        <w:t xml:space="preserve">• </w:t>
+      </w:r>
+      <w:r>
+        <w:rPr>
+          <w:rFonts w:ascii="Arial" w:hAnsi="Arial" w:eastAsia="Arial"/>
+          <w:sz w:val="18"/>
+        </w:rPr>
+        <w:t xml:space="preserve">USDA FoodData Central. (2024). </w:t>
+      </w:r>
+      <w:r>
+        <w:rPr>
+          <w:rFonts w:ascii="Arial" w:hAnsi="Arial" w:eastAsia="Arial"/>
+          <w:i/>
+          <w:sz w:val="18"/>
+        </w:rPr>
+        <w:t>FoodData Central</w:t>
+      </w:r>
+      <w:r>
+        <w:rPr>
+          <w:rFonts w:ascii="Arial" w:hAnsi="Arial" w:eastAsia="Arial"/>
+          <w:sz w:val="18"/>
+        </w:rPr>
+        <w:t>. U.S. Department of Agriculture, Agricultural Research Service. https://fdc.nal.usda.gov</w:t>
       </w:r>
     </w:p>
     <w:p>

--- a/docs/OpenNutri_1005_EK1_Kaynaklar.docx
+++ b/docs/OpenNutri_1005_EK1_Kaynaklar.docx
@@ -1546,14 +1546,49 @@
           <w:i/>
           <w:sz w:val="18"/>
         </w:rPr>
-        <w:t>TRUBA Başvuru ve yüksek başarımlı hesaplama altyapısı</w:t>
-      </w:r>
-      <w:r>
-        <w:rPr>
-          <w:rFonts w:ascii="Arial" w:hAnsi="Arial" w:eastAsia="Arial"/>
-          <w:sz w:val="18"/>
-        </w:rPr>
-        <w:t>. https://www.truba.gov.tr/</w:t>
+        <w:t>TRUBA başvuru, kullanım kuralları ve yüksek başarımlı hesaplama altyapısı</w:t>
+      </w:r>
+      <w:r>
+        <w:rPr>
+          <w:rFonts w:ascii="Arial" w:hAnsi="Arial" w:eastAsia="Arial"/>
+          <w:sz w:val="18"/>
+        </w:rPr>
+        <w:t>. https://docs.truba.gov.tr/</w:t>
+      </w:r>
+    </w:p>
+    <w:p>
+      <w:pPr>
+        <w:spacing w:after="60" w:before="0" w:line="240" w:lineRule="auto"/>
+        <w:ind w:left="198" w:hanging="113"/>
+      </w:pPr>
+      <w:r>
+        <w:rPr>
+          <w:rFonts w:ascii="Arial" w:hAnsi="Arial" w:eastAsia="Arial"/>
+          <w:sz w:val="18"/>
+        </w:rPr>
+        <w:t xml:space="preserve">• </w:t>
+      </w:r>
+      <w:r>
+        <w:rPr>
+          <w:rFonts w:ascii="Arial" w:hAnsi="Arial" w:eastAsia="Arial"/>
+          <w:sz w:val="18"/>
+        </w:rPr>
+        <w:t xml:space="preserve">TÜBİTAK ULAKBİM. (2026). </w:t>
+      </w:r>
+      <w:r>
+        <w:rPr>
+          <w:rFonts w:ascii="Arial" w:hAnsi="Arial" w:eastAsia="Arial"/>
+          <w:i/>
+          <w:sz w:val="18"/>
+        </w:rPr>
+        <w:t>TRUBA proje hesapları — ücretli kullanım: ARDEB/BAP akademik HSB ve VSB hizmet tarifesi (2026)</w:t>
+      </w:r>
+      <w:r>
+        <w:rPr>
+          <w:rFonts w:ascii="Arial" w:hAnsi="Arial" w:eastAsia="Arial"/>
+          <w:sz w:val="18"/>
+        </w:rPr>
+        <w:t>. https://docs.truba.gov.tr/4-proje_hesaplari_ucretli_kullanim/ardeb_bap/ardeb-hsbvsb-2026.html</w:t>
       </w:r>
     </w:p>
     <w:p>

--- a/docs/OpenNutri_1005_EK1_Kaynaklar.docx
+++ b/docs/OpenNutri_1005_EK1_Kaynaklar.docx
@@ -678,6 +678,41 @@
           <w:rFonts w:ascii="Arial" w:hAnsi="Arial" w:eastAsia="Arial"/>
           <w:sz w:val="18"/>
         </w:rPr>
+        <w:t xml:space="preserve">Ireland, J.D., &amp; Møller, A. (2010). LanguaL food description: a learning process. </w:t>
+      </w:r>
+      <w:r>
+        <w:rPr>
+          <w:rFonts w:ascii="Arial" w:hAnsi="Arial" w:eastAsia="Arial"/>
+          <w:i/>
+          <w:sz w:val="18"/>
+        </w:rPr>
+        <w:t>European Journal of Clinical Nutrition</w:t>
+      </w:r>
+      <w:r>
+        <w:rPr>
+          <w:rFonts w:ascii="Arial" w:hAnsi="Arial" w:eastAsia="Arial"/>
+          <w:sz w:val="18"/>
+        </w:rPr>
+        <w:t>, 64(S3), S44–S48. https://doi.org/10.1038/ejcn.2010.209</w:t>
+      </w:r>
+    </w:p>
+    <w:p>
+      <w:pPr>
+        <w:spacing w:after="60" w:before="0" w:line="240" w:lineRule="auto"/>
+        <w:ind w:left="198" w:hanging="113"/>
+      </w:pPr>
+      <w:r>
+        <w:rPr>
+          <w:rFonts w:ascii="Arial" w:hAnsi="Arial" w:eastAsia="Arial"/>
+          <w:sz w:val="18"/>
+        </w:rPr>
+        <w:t xml:space="preserve">• </w:t>
+      </w:r>
+      <w:r>
+        <w:rPr>
+          <w:rFonts w:ascii="Arial" w:hAnsi="Arial" w:eastAsia="Arial"/>
+          <w:sz w:val="18"/>
+        </w:rPr>
         <w:t xml:space="preserve">Ispirova, G., Eftimov, T., &amp; Koroušić Seljak, B. (2020). P-NUT: Predicting NUTrient content from short text descriptions. </w:t>
       </w:r>
       <w:r>
@@ -1009,41 +1044,6 @@
           <w:sz w:val="18"/>
         </w:rPr>
         <w:t>. Manning Publications.</w:t>
-      </w:r>
-    </w:p>
-    <w:p>
-      <w:pPr>
-        <w:spacing w:after="60" w:before="0" w:line="240" w:lineRule="auto"/>
-        <w:ind w:left="198" w:hanging="113"/>
-      </w:pPr>
-      <w:r>
-        <w:rPr>
-          <w:rFonts w:ascii="Arial" w:hAnsi="Arial" w:eastAsia="Arial"/>
-          <w:sz w:val="18"/>
-        </w:rPr>
-        <w:t xml:space="preserve">• </w:t>
-      </w:r>
-      <w:r>
-        <w:rPr>
-          <w:rFonts w:ascii="Arial" w:hAnsi="Arial" w:eastAsia="Arial"/>
-          <w:sz w:val="18"/>
-        </w:rPr>
-        <w:t xml:space="preserve">Møller, A., et al. (2008). LanguaL 2006 – the LanguaL thesaurus. </w:t>
-      </w:r>
-      <w:r>
-        <w:rPr>
-          <w:rFonts w:ascii="Arial" w:hAnsi="Arial" w:eastAsia="Arial"/>
-          <w:i/>
-          <w:sz w:val="18"/>
-        </w:rPr>
-        <w:t>European Journal of Clinical Nutrition</w:t>
-      </w:r>
-      <w:r>
-        <w:rPr>
-          <w:rFonts w:ascii="Arial" w:hAnsi="Arial" w:eastAsia="Arial"/>
-          <w:sz w:val="18"/>
-        </w:rPr>
-        <w:t>, 62, S272–S275. https://doi.org/10.1038/ejcn.2008.50</w:t>
       </w:r>
     </w:p>
     <w:p>
